--- a/Files/06 - Yom Tov/11 - Sukkos/5786/Sukkos 5786.docx
+++ b/Files/06 - Yom Tov/11 - Sukkos/5786/Sukkos 5786.docx
@@ -106,7 +106,7 @@
         <w:rPr>
           <w:rFonts w:ascii="Times New Roman" w:hAnsi="Times New Roman" w:cs="Times New Roman"/>
         </w:rPr>
-        <w:t xml:space="preserve"> into the hands of </w:t>
+        <w:t xml:space="preserve"> in the hands of </w:t>
       </w:r>
       <w:r>
         <w:rPr>
@@ -292,7 +292,7 @@
         <w:rPr>
           <w:rFonts w:ascii="Times New Roman" w:hAnsi="Times New Roman" w:cs="Times New Roman"/>
         </w:rPr>
-        <w:t xml:space="preserve"> that they had in </w:t>
+        <w:t xml:space="preserve"> they had in </w:t>
       </w:r>
       <w:r>
         <w:rPr>
@@ -356,7 +356,19 @@
         <w:rPr>
           <w:rFonts w:ascii="Times New Roman" w:hAnsi="Times New Roman" w:cs="Times New Roman"/>
         </w:rPr>
-        <w:t xml:space="preserve">, of course. And through all the </w:t>
+        <w:t xml:space="preserve">, of course. </w:t>
+      </w:r>
+      <w:r>
+        <w:rPr>
+          <w:rFonts w:ascii="Times New Roman" w:hAnsi="Times New Roman" w:cs="Times New Roman"/>
+        </w:rPr>
+        <w:t>T</w:t>
+      </w:r>
+      <w:r>
+        <w:rPr>
+          <w:rFonts w:ascii="Times New Roman" w:hAnsi="Times New Roman" w:cs="Times New Roman"/>
+        </w:rPr>
+        <w:t xml:space="preserve">hrough all the </w:t>
       </w:r>
       <w:r>
         <w:rPr>
@@ -457,7 +469,19 @@
         <w:rPr>
           <w:rFonts w:ascii="Times New Roman" w:hAnsi="Times New Roman" w:cs="Times New Roman"/>
         </w:rPr>
-        <w:t xml:space="preserve"> happen when </w:t>
+        <w:t xml:space="preserve"> </w:t>
+      </w:r>
+      <w:r>
+        <w:rPr>
+          <w:rFonts w:ascii="Times New Roman" w:hAnsi="Times New Roman" w:cs="Times New Roman"/>
+        </w:rPr>
+        <w:t xml:space="preserve">to </w:t>
+      </w:r>
+      <w:r>
+        <w:rPr>
+          <w:rFonts w:ascii="Times New Roman" w:hAnsi="Times New Roman" w:cs="Times New Roman"/>
+        </w:rPr>
+        <w:t xml:space="preserve">happen when </w:t>
       </w:r>
       <w:r>
         <w:rPr>
@@ -502,7 +526,19 @@
         <w:rPr>
           <w:rFonts w:ascii="Times New Roman" w:hAnsi="Times New Roman" w:cs="Times New Roman"/>
         </w:rPr>
-        <w:t xml:space="preserve">going </w:t>
+        <w:t>going</w:t>
+      </w:r>
+      <w:r>
+        <w:rPr>
+          <w:rFonts w:ascii="Times New Roman" w:hAnsi="Times New Roman" w:cs="Times New Roman"/>
+        </w:rPr>
+        <w:t xml:space="preserve"> to</w:t>
+      </w:r>
+      <w:r>
+        <w:rPr>
+          <w:rFonts w:ascii="Times New Roman" w:hAnsi="Times New Roman" w:cs="Times New Roman"/>
+        </w:rPr>
+        <w:t xml:space="preserve"> </w:t>
       </w:r>
       <w:r>
         <w:rPr>
@@ -726,7 +762,19 @@
         <w:rPr>
           <w:rFonts w:ascii="Times New Roman" w:hAnsi="Times New Roman" w:cs="Times New Roman"/>
         </w:rPr>
-        <w:t xml:space="preserve">ll give you a </w:t>
+        <w:t>ll give you a</w:t>
+      </w:r>
+      <w:r>
+        <w:rPr>
+          <w:rFonts w:ascii="Times New Roman" w:hAnsi="Times New Roman" w:cs="Times New Roman"/>
+        </w:rPr>
+        <w:t>n easy</w:t>
+      </w:r>
+      <w:r>
+        <w:rPr>
+          <w:rFonts w:ascii="Times New Roman" w:hAnsi="Times New Roman" w:cs="Times New Roman"/>
+        </w:rPr>
+        <w:t xml:space="preserve"> </w:t>
       </w:r>
       <w:r>
         <w:rPr>
@@ -807,7 +855,19 @@
         <w:rPr>
           <w:rFonts w:ascii="Times New Roman" w:hAnsi="Times New Roman" w:cs="Times New Roman"/>
         </w:rPr>
-        <w:t>, which they proceed to demolish. They</w:t>
+        <w:t>, which they</w:t>
+      </w:r>
+      <w:r>
+        <w:rPr>
+          <w:rFonts w:ascii="Times New Roman" w:hAnsi="Times New Roman" w:cs="Times New Roman"/>
+        </w:rPr>
+        <w:t xml:space="preserve"> will</w:t>
+      </w:r>
+      <w:r>
+        <w:rPr>
+          <w:rFonts w:ascii="Times New Roman" w:hAnsi="Times New Roman" w:cs="Times New Roman"/>
+        </w:rPr>
+        <w:t xml:space="preserve"> proceed to demolish. They</w:t>
       </w:r>
       <w:r>
         <w:rPr>
@@ -851,7 +911,19 @@
         <w:rPr>
           <w:rFonts w:ascii="Times New Roman" w:hAnsi="Times New Roman" w:cs="Times New Roman"/>
         </w:rPr>
-        <w:t xml:space="preserve">The question is, how does </w:t>
+        <w:t xml:space="preserve">The question is, </w:t>
+      </w:r>
+      <w:r>
+        <w:rPr>
+          <w:rFonts w:ascii="Times New Roman" w:hAnsi="Times New Roman" w:cs="Times New Roman"/>
+        </w:rPr>
+        <w:t>what</w:t>
+      </w:r>
+      <w:r>
+        <w:rPr>
+          <w:rFonts w:ascii="Times New Roman" w:hAnsi="Times New Roman" w:cs="Times New Roman"/>
+        </w:rPr>
+        <w:t xml:space="preserve"> does </w:t>
       </w:r>
       <w:r>
         <w:rPr>
@@ -994,7 +1066,13 @@
         <w:rPr>
           <w:rFonts w:ascii="Times New Roman" w:hAnsi="Times New Roman" w:cs="Times New Roman"/>
         </w:rPr>
-        <w:t xml:space="preserve"> brings a very beautiful connection between </w:t>
+        <w:t xml:space="preserve"> brings a</w:t>
+      </w:r>
+      <w:r>
+        <w:rPr>
+          <w:rFonts w:ascii="Times New Roman" w:hAnsi="Times New Roman" w:cs="Times New Roman"/>
+        </w:rPr>
+        <w:t xml:space="preserve"> beautiful connection between </w:t>
       </w:r>
       <w:r>
         <w:rPr>
@@ -1427,7 +1505,19 @@
         <w:rPr>
           <w:rFonts w:ascii="Times New Roman" w:hAnsi="Times New Roman" w:cs="Times New Roman"/>
         </w:rPr>
-        <w:t xml:space="preserve">deepens our love to </w:t>
+        <w:t xml:space="preserve">deepens our love </w:t>
+      </w:r>
+      <w:r>
+        <w:rPr>
+          <w:rFonts w:ascii="Times New Roman" w:hAnsi="Times New Roman" w:cs="Times New Roman"/>
+        </w:rPr>
+        <w:t>for</w:t>
+      </w:r>
+      <w:r>
+        <w:rPr>
+          <w:rFonts w:ascii="Times New Roman" w:hAnsi="Times New Roman" w:cs="Times New Roman"/>
+        </w:rPr>
+        <w:t xml:space="preserve"> </w:t>
       </w:r>
       <w:r>
         <w:rPr>
@@ -1694,7 +1784,19 @@
         <w:rPr>
           <w:rFonts w:ascii="Times New Roman" w:hAnsi="Times New Roman" w:cs="Times New Roman"/>
         </w:rPr>
-        <w:t xml:space="preserve">decided to walk to </w:t>
+        <w:t>decided to walk to</w:t>
+      </w:r>
+      <w:r>
+        <w:rPr>
+          <w:rFonts w:ascii="Times New Roman" w:hAnsi="Times New Roman" w:cs="Times New Roman"/>
+        </w:rPr>
+        <w:t xml:space="preserve"> a</w:t>
+      </w:r>
+      <w:r>
+        <w:rPr>
+          <w:rFonts w:ascii="Times New Roman" w:hAnsi="Times New Roman" w:cs="Times New Roman"/>
+        </w:rPr>
+        <w:t xml:space="preserve"> </w:t>
       </w:r>
       <w:r>
         <w:rPr>
@@ -1745,13 +1847,13 @@
         <w:rPr>
           <w:rFonts w:ascii="Times New Roman" w:hAnsi="Times New Roman" w:cs="Times New Roman"/>
         </w:rPr>
-        <w:t>;</w:t>
-      </w:r>
-      <w:r>
-        <w:rPr>
-          <w:rFonts w:ascii="Times New Roman" w:hAnsi="Times New Roman" w:cs="Times New Roman"/>
-        </w:rPr>
-        <w:t xml:space="preserve"> he really did not know them. </w:t>
+        <w:t xml:space="preserve"> that</w:t>
+      </w:r>
+      <w:r>
+        <w:rPr>
+          <w:rFonts w:ascii="Times New Roman" w:hAnsi="Times New Roman" w:cs="Times New Roman"/>
+        </w:rPr>
+        <w:t xml:space="preserve"> he really did not know. </w:t>
       </w:r>
       <w:r>
         <w:rPr>
@@ -1808,7 +1910,19 @@
         <w:rPr>
           <w:rFonts w:ascii="Times New Roman" w:hAnsi="Times New Roman" w:cs="Times New Roman"/>
         </w:rPr>
-        <w:t xml:space="preserve">which welcomed him into the world when he was born, fell on the first night of </w:t>
+        <w:t>which welcomed him into the world when he was born</w:t>
+      </w:r>
+      <w:r>
+        <w:rPr>
+          <w:rFonts w:ascii="Times New Roman" w:hAnsi="Times New Roman" w:cs="Times New Roman"/>
+        </w:rPr>
+        <w:t xml:space="preserve"> </w:t>
+      </w:r>
+      <w:r>
+        <w:rPr>
+          <w:rFonts w:ascii="Times New Roman" w:hAnsi="Times New Roman" w:cs="Times New Roman"/>
+        </w:rPr>
+        <w:t xml:space="preserve">fell on the first night of </w:t>
       </w:r>
       <w:r>
         <w:rPr>
@@ -1846,7 +1960,19 @@
         <w:rPr>
           <w:rFonts w:ascii="Times New Roman" w:hAnsi="Times New Roman" w:cs="Times New Roman"/>
         </w:rPr>
-        <w:t>, everyone was busy with their seder only o</w:t>
+        <w:t>, everyone was busy with their seder</w:t>
+      </w:r>
+      <w:r>
+        <w:rPr>
+          <w:rFonts w:ascii="Times New Roman" w:hAnsi="Times New Roman" w:cs="Times New Roman"/>
+        </w:rPr>
+        <w:t xml:space="preserve"> - </w:t>
+      </w:r>
+      <w:r>
+        <w:rPr>
+          <w:rFonts w:ascii="Times New Roman" w:hAnsi="Times New Roman" w:cs="Times New Roman"/>
+        </w:rPr>
+        <w:t>only o</w:t>
       </w:r>
       <w:r>
         <w:rPr>
@@ -1927,7 +2053,19 @@
         <w:rPr>
           <w:rFonts w:ascii="Times New Roman" w:hAnsi="Times New Roman" w:cs="Times New Roman"/>
         </w:rPr>
-        <w:t xml:space="preserve">s great-grandfather. And because </w:t>
+        <w:t xml:space="preserve">s great-grandfather. </w:t>
+      </w:r>
+      <w:r>
+        <w:rPr>
+          <w:rFonts w:ascii="Times New Roman" w:hAnsi="Times New Roman" w:cs="Times New Roman"/>
+        </w:rPr>
+        <w:t>B</w:t>
+      </w:r>
+      <w:r>
+        <w:rPr>
+          <w:rFonts w:ascii="Times New Roman" w:hAnsi="Times New Roman" w:cs="Times New Roman"/>
+        </w:rPr>
+        <w:t xml:space="preserve">ecause </w:t>
       </w:r>
       <w:r>
         <w:rPr>
@@ -1967,13 +2105,13 @@
         <w:rPr>
           <w:rFonts w:ascii="Times New Roman" w:hAnsi="Times New Roman" w:cs="Times New Roman"/>
         </w:rPr>
-        <w:t>, he did not want to miss the opportunity to demonstrate his appreciation to that family for t</w:t>
-      </w:r>
-      <w:r>
-        <w:rPr>
-          <w:rFonts w:ascii="Times New Roman" w:hAnsi="Times New Roman" w:cs="Times New Roman"/>
-        </w:rPr>
-        <w:t>hem doing that beautiful thing.</w:t>
+        <w:t xml:space="preserve">, he did not want to miss the opportunity to demonstrate his appreciation to that family for </w:t>
+      </w:r>
+      <w:r>
+        <w:rPr>
+          <w:rFonts w:ascii="Times New Roman" w:hAnsi="Times New Roman" w:cs="Times New Roman"/>
+        </w:rPr>
+        <w:t>that beautiful thing.</w:t>
       </w:r>
     </w:p>
     <w:p>
@@ -2000,13 +2138,13 @@
         <w:rPr>
           <w:rFonts w:ascii="Times New Roman" w:hAnsi="Times New Roman" w:cs="Times New Roman"/>
         </w:rPr>
-        <w:t>. That is sensitivity. That is something we can learn from and so</w:t>
-      </w:r>
-      <w:r>
-        <w:rPr>
-          <w:rFonts w:ascii="Times New Roman" w:hAnsi="Times New Roman" w:cs="Times New Roman"/>
-        </w:rPr>
-        <w:t>mething we can hope to emulate.</w:t>
+        <w:t xml:space="preserve">. That is sensitivity. That is something we can learn from and </w:t>
+      </w:r>
+      <w:r>
+        <w:rPr>
+          <w:rFonts w:ascii="Times New Roman" w:hAnsi="Times New Roman" w:cs="Times New Roman"/>
+        </w:rPr>
+        <w:t>hope to emulate.</w:t>
       </w:r>
     </w:p>
     <w:sectPr>
